--- a/issue10/downloads/article-5.docx
+++ b/issue10/downloads/article-5.docx
@@ -19,11 +19,17 @@
         <w:br/>
       </w:r>
       <w:r>
-        <w:t>Автор: Сапрыгин Е.А.&lt;br&gt;Юрист, консультант редакции журнала</w:t>
+        <w:t>Автор: Сапрыгин Е.А. &lt;br&gt; Юрист, консультант редакции журнала</w:t>
         <w:br/>
       </w:r>
     </w:p>
     <w:p/>
+    <w:p>
+      <w:r/>
+    </w:p>
+    <w:p>
+      <w:r/>
+    </w:p>
     <w:p>
       <w:pPr>
         <w:jc w:val="both"/>
@@ -59,6 +65,9 @@
         </w:rPr>
         <w:t>Для специалистов системы ГОЧС это дело полезно тем, что суд, по сути, прошел по всей цепочке событий: от определения правовой природы гражданской обороны до конкретных процедур снятия ЗСГО с учета, привязав спорный подвал к действующим нормативным актам, а не к субъективным ожиданиям участника спора.</w:t>
       </w:r>
+    </w:p>
+    <w:p>
+      <w:r/>
     </w:p>
     <w:p>
       <w:pPr>
@@ -121,6 +130,9 @@
       </w:r>
     </w:p>
     <w:p>
+      <w:r/>
+    </w:p>
+    <w:p>
       <w:pPr>
         <w:jc w:val="both"/>
       </w:pPr>
@@ -136,20 +148,13 @@
       <w:pPr>
         <w:jc w:val="both"/>
       </w:pPr>
-      <w:r>
-        <w:rPr>
-          <w:b w:val="0"/>
-          <w:i w:val="0"/>
-        </w:rPr>
-        <w:t xml:space="preserve">Точку отсчета задает </w:t>
-      </w:r>
       <w:hyperlink r:id="rId9">
         <w:r>
           <w:rPr>
             <w:color w:val="0563C1"/>
             <w:u w:val="single"/>
           </w:rPr>
-          <w:t xml:space="preserve">Федеральный закон от 12.02.1998 N 28-ФЗ «О гражданской обороне»</w:t>
+          <w:t xml:space="preserve">Точку отсчета задает Федеральный закон от 12.02.1998 N 28-ФЗ «О гражданской обороне»</w:t>
         </w:r>
       </w:hyperlink>
       <w:r>
@@ -188,13 +193,25 @@
       <w:pPr>
         <w:jc w:val="both"/>
       </w:pPr>
+      <w:hyperlink r:id="rId10">
+        <w:r>
+          <w:rPr>
+            <w:color w:val="0563C1"/>
+            <w:u w:val="single"/>
+          </w:rPr>
+          <w:t xml:space="preserve">Ключевым подзаконным актом выступает постановление Правительства РФ от 29.11.1999 N 1309 «О порядке создания убежищ и иных объектов гражданской обороны»</w:t>
+        </w:r>
+      </w:hyperlink>
       <w:r>
         <w:rPr>
           <w:b w:val="0"/>
           <w:i w:val="0"/>
         </w:rPr>
-        <w:t>Ключевым подзаконным актом выступает постановление Правительства РФ от 29.11.1999 N 1309 «О порядке создания убежищ и иных объектов гражданской обороны», которым утвержден одноименный Порядок. Порядок определяет правила создания убежищ и иных ЗСГО в мирное время, в период мобилизации и военное время, а также распределяет обязанности между федеральными органами, субъектами РФ, органами местного самоуправления и организациями.</w:t>
+        <w:t>, которым утвержден одноименный Порядок. Порядок определяет правила создания убежищ и иных ЗСГО в мирное время, в период мобилизации и военное время, а также распределяет обязанности между федеральными органами, субъектами РФ, органами местного самоуправления и организациями.</w:t>
       </w:r>
+    </w:p>
+    <w:p>
+      <w:r/>
     </w:p>
     <w:p>
       <w:pPr>
@@ -212,12 +229,21 @@
       <w:pPr>
         <w:jc w:val="both"/>
       </w:pPr>
+      <w:hyperlink r:id="rId11">
+        <w:r>
+          <w:rPr>
+            <w:color w:val="0563C1"/>
+            <w:u w:val="single"/>
+          </w:rPr>
+          <w:t xml:space="preserve">Практический центр спора – это учет и паспортизация защитных сооружений. Правила эксплуатации защитных сооружений гражданской обороны, утвержденные приказом МЧС России от 15.12.2002 N 583</w:t>
+        </w:r>
+      </w:hyperlink>
       <w:r>
         <w:rPr>
           <w:b w:val="0"/>
           <w:i w:val="0"/>
         </w:rPr>
-        <w:t>Практический центр спора – это учет и паспортизация защитных сооружений. Правила эксплуатации защитных сооружений гражданской обороны, утвержденные приказом МЧС России от 15.12.2002 N 583, устанавливают порядок учета, содержания и эксплуатации ЗСГО.</w:t>
+        <w:t>, устанавливают порядок учета, содержания и эксплуатации ЗСГО.</w:t>
       </w:r>
     </w:p>
     <w:p>
@@ -267,6 +293,9 @@
         </w:rPr>
         <w:t>Значимо, что суды подчеркивают: отсутствие паспорта у конкретной организации-собственника на руках не означает отсутствия статуса ЗСГО. Согласно приказу N 583 паспорт оформляется в трех экземплярах: один хранится непосредственно в ЗСГО, второй – в службе ЗСГО объекта, третий – в органе управления по делам ГО и ЧС города (района). Соответственно, «не нашел в архиве» и «его у нас не было» – не аргумент против существования паспорта и учета объекта как ЗСГО.</w:t>
       </w:r>
+    </w:p>
+    <w:p>
+      <w:r/>
     </w:p>
     <w:p>
       <w:pPr>
@@ -385,8 +414,27 @@
           <w:b w:val="0"/>
           <w:i w:val="0"/>
         </w:rPr>
-        <w:t>Отдельно апелляционный суд обратил внимание на еще один важный аспект: предъявление требований к ненадлежащему ответчику. Функции ведения учета, методического руководства и контроля со стороны МЧС определены Постановлением Правительства РФ от 29.11.1999 N 1309 "О Порядке создания убежищ и иных объектов гражданской обороны" и Положением о МЧС России. Однако вопросы распоряжения объектами федеральной собственности, запрета приватизации ЗСГО и передачи имущества регулируются иными актами – в том числе Федеральным законом от 21.12.2001 N 178-ФЗ «О приватизации государственного и муниципального имущества» и Указом Президента РФ от 24.12.1993 N 2284 о Государственной программе приватизации.</w:t>
+        <w:t xml:space="preserve">Отдельно апелляционный суд обратил внимание на еще один важный </w:t>
       </w:r>
+      <w:hyperlink r:id="rId10">
+        <w:r>
+          <w:rPr>
+            <w:color w:val="0563C1"/>
+            <w:u w:val="single"/>
+          </w:rPr>
+          <w:t xml:space="preserve">аспект: предъявление требований к ненадлежащему ответчику. Функции ведения учета, методического руководства и контроля со стороны МЧС определены Постановлением Правительства РФ от 29.11.1999 N 1309 "О Порядке создания убежищ и иных объектов гражданской обороны"</w:t>
+        </w:r>
+      </w:hyperlink>
+      <w:r>
+        <w:rPr>
+          <w:b w:val="0"/>
+          <w:i w:val="0"/>
+        </w:rPr>
+        <w:t xml:space="preserve"> и Положением о МЧС России. Однако вопросы распоряжения объектами федеральной собственности, запрета приватизации ЗСГО и передачи имущества регулируются иными актами – в том числе Федеральным законом от 21.12.2001 N 178-ФЗ «О приватизации государственного и муниципального имущества» и Указом Президента РФ от 24.12.1993 N 2284 о Государственной программе приватизации.</w:t>
+      </w:r>
+    </w:p>
+    <w:p>
+      <w:r/>
     </w:p>
     <w:p>
       <w:pPr>
@@ -449,6 +497,9 @@
       </w:r>
     </w:p>
     <w:p>
+      <w:r/>
+    </w:p>
+    <w:p>
       <w:pPr>
         <w:jc w:val="both"/>
       </w:pPr>
@@ -509,6 +560,9 @@
       </w:r>
     </w:p>
     <w:p>
+      <w:r/>
+    </w:p>
+    <w:p>
       <w:pPr>
         <w:jc w:val="right"/>
       </w:pPr>
@@ -521,6 +575,9 @@
       </w:r>
     </w:p>
     <w:p>
+      <w:r/>
+    </w:p>
+    <w:p>
       <w:pPr>
         <w:jc w:val="center"/>
       </w:pPr>
@@ -531,6 +588,9 @@
         </w:rPr>
         <w:t>Ключевые обязанности субъектов по ЗСГО</w:t>
       </w:r>
+    </w:p>
+    <w:p>
+      <w:r/>
     </w:p>
     <w:tbl>
       <w:tblPr>
@@ -721,6 +781,9 @@
       </w:tr>
     </w:tbl>
     <w:p>
+      <w:r/>
+    </w:p>
+    <w:p>
       <w:pPr>
         <w:jc w:val="both"/>
       </w:pPr>
@@ -755,6 +818,15 @@
         </w:rPr>
         <w:t>В настоящее время государство повышает требования к готовности защитных сооружений и одновременно ужесточает подход к попыткам вывести такие объекты из фонда ЗСГО через суд или упрощенные процедуры. На этом фоне главный вопрос для специалистов ГОЧС и собственников звучит уже не так, «как избавиться от неудобного подвала», а скорее так: «Готовы ли мы выстроить управление недвижимостью и правовую работу так, чтобы в момент реальной угрозы не обнаружить, что формально существующее ЗСГО давно превратилось в склад, но юридически так и осталось единственным шансом для укрытия людей?»</w:t>
       </w:r>
+    </w:p>
+    <w:p>
+      <w:r/>
+    </w:p>
+    <w:p>
+      <w:r/>
+    </w:p>
+    <w:p>
+      <w:r/>
     </w:p>
     <w:sectPr>
       <w:pgSz w:w="12240" w:h="15840"/>
